--- a/testakten/kuendigungsschutzklage-weber-techlogix/klageerwiderung_techlogix_28-05-2026.docx
+++ b/testakten/kuendigungsschutzklage-weber-techlogix/klageerwiderung_techlogix_28-05-2026.docx
@@ -332,7 +332,7 @@
       </w:r>
     </w:p>
     <w:sectPr>
-      <w:pgSz w:w="12240" w:h="15840"/>
+      <w:pgSz w:w="11906" w:h="16838"/>
       <w:pgMar w:top="1417" w:right="1134" w:bottom="1134" w:left="1701" w:header="720" w:footer="720" w:gutter="0"/>
       <w:cols w:space="720"/>
       <w:docGrid w:linePitch="360"/>
